--- a/rpt/FONTS USED IN DOCUMENT.docx
+++ b/rpt/FONTS USED IN DOCUMENT.docx
@@ -66,235 +66,55 @@
         <w:t>Page 684 | Style: Normal | Historical Parallels Chart</w:t>
       </w:r>
     </w:p>
-    <w:p>
-      <w:r>
-        <w:t>Page 956 | Style: Normal | 400 years 400 years 120 years 400 years 210 years 400 years</w:t>
-      </w:r>
-    </w:p>
-    <w:p>
-      <w:r>
-        <w:t>Page 956 | Style: Normal | JEWISH HISTORY</w:t>
-      </w:r>
-    </w:p>
-    <w:p>
-      <w:r>
-        <w:t>Page 956 | Style: Normal | JESUS</w:t>
-      </w:r>
-    </w:p>
-    <w:p>
-      <w:r>
-        <w:t>Page 956 | Style: Normal | 392 years 408 years 119 years 390 years 209 years 400 years</w:t>
-      </w:r>
-    </w:p>
-    <w:p>
-      <w:r>
-        <w:t>Page 956 | Style: Normal | CHRISTIAN HISTORY</w:t>
-      </w:r>
-    </w:p>
-    <w:p>
-      <w:r>
-        <w:t>Page 956 | Style: Normal | TODAY</w:t>
-      </w:r>
-    </w:p>
-    <w:p>
-      <w:r>
-        <w:t>Page 956 | Style: Normal | 400 years 400 years 120 years 400 years 210 years 400 years</w:t>
-      </w:r>
-    </w:p>
-    <w:p>
-      <w:r>
-        <w:t>Page 956 | Style: Normal | JEWISH HISTORY</w:t>
-      </w:r>
-    </w:p>
-    <w:p>
-      <w:r>
-        <w:t>Page 956 | Style: Normal | JESUS</w:t>
-      </w:r>
-    </w:p>
-    <w:p>
-      <w:r>
-        <w:t>Page 956 | Style: Normal | 392 years 408 years 119 years 390 years 209 years 400 years</w:t>
+    <w:p/>
+    <w:p>
+      <w:r>
+        <w:t>TIMES NEW ROMAN</w:t>
+      </w:r>
+    </w:p>
+    <w:p>
+      <w:r>
+        <w:t>--------------------</w:t>
+      </w:r>
+    </w:p>
+    <w:p>
+      <w:r>
+        <w:t>Page 1 | Style: Title | HOLY BIBLE</w:t>
+      </w:r>
+    </w:p>
+    <w:p>
+      <w:r>
+        <w:t>Page 19 | Style: Title | The Hebrew Bible</w:t>
+      </w:r>
+    </w:p>
+    <w:p>
+      <w:r>
+        <w:t>Page 3 | Style: Normal | Genesis (Gen) page 19</w:t>
+      </w:r>
+    </w:p>
+    <w:p>
+      <w:r>
+        <w:t>Page 3 | Style: Normal | Exodus (Exod) 61</w:t>
+      </w:r>
+    </w:p>
+    <w:p>
+      <w:r>
+        <w:t>Page 3 | Style: Normal | Leviticus (Lev) 94</w:t>
+      </w:r>
+    </w:p>
+    <w:p>
+      <w:r>
+        <w:t>Page 3 | Style: Normal | Numbers (Num) 118</w:t>
+      </w:r>
+    </w:p>
+    <w:p>
+      <w:r>
+        <w:t>Page 3 | Style: Normal | Deuteronomy (Deut) 152</w:t>
       </w:r>
     </w:p>
     <w:p>
       <w:r>
         <w:lastRenderedPageBreak/>
-        <w:t>Page 956 | Style: Normal | CHRISTIAN HISTORY</w:t>
-      </w:r>
-    </w:p>
-    <w:p>
-      <w:r>
-        <w:t>Page 956 | Style: Normal | TODAY</w:t>
-      </w:r>
-    </w:p>
-    <w:p>
-      <w:r>
-        <w:t>Page 956 | Style: Normal | 400 years 400 years 120 years 400 years 210 years 400 years</w:t>
-      </w:r>
-    </w:p>
-    <w:p>
-      <w:r>
-        <w:t>Page 956 | Style: Normal | JEWISH HISTORY</w:t>
-      </w:r>
-    </w:p>
-    <w:p>
-      <w:r>
-        <w:t>Page 956 | Style: Normal | JESUS</w:t>
-      </w:r>
-    </w:p>
-    <w:p>
-      <w:r>
-        <w:t>Page 956 | Style: Normal | 392 years 408 years 119 years 390 years 209 years 400 years</w:t>
-      </w:r>
-    </w:p>
-    <w:p>
-      <w:r>
-        <w:t>Page 956 | Style: Normal | CHRISTIAN HISTORY</w:t>
-      </w:r>
-    </w:p>
-    <w:p>
-      <w:r>
-        <w:t>Page 956 | Style: Normal | TODAY</w:t>
-      </w:r>
-    </w:p>
-    <w:p>
-      <w:r>
-        <w:t>Page 957 | Style: Normal | 400 years 400 years 120 years 400 years 210 years 400 years</w:t>
-      </w:r>
-    </w:p>
-    <w:p>
-      <w:r>
-        <w:t>Page 957 | Style: Normal | JEWISH HISTORY</w:t>
-      </w:r>
-    </w:p>
-    <w:p>
-      <w:r>
-        <w:t>Page 957 | Style: Normal | JESUS</w:t>
-      </w:r>
-    </w:p>
-    <w:p>
-      <w:r>
-        <w:t>Page 957 | Style: Normal | 392 years 408 years 119 years 390 years 209 years 400 years</w:t>
-      </w:r>
-    </w:p>
-    <w:p>
-      <w:r>
-        <w:t>Page 957 | Style: Normal | CHRISTIAN HISTORY</w:t>
-      </w:r>
-    </w:p>
-    <w:p>
-      <w:r>
-        <w:t>Page 957 | Style: Normal | TODAY</w:t>
-      </w:r>
-    </w:p>
-    <w:p>
-      <w:r>
-        <w:t>Page 957 | Style: Normal | 400 years 400 years 120 years 400 years 210 years 400 years</w:t>
-      </w:r>
-    </w:p>
-    <w:p>
-      <w:r>
-        <w:t>Page 957 | Style: Normal | JEWISH HISTORY</w:t>
-      </w:r>
-    </w:p>
-    <w:p>
-      <w:r>
-        <w:t>Page 957 | Style: Normal | JESUS</w:t>
-      </w:r>
-    </w:p>
-    <w:p>
-      <w:r>
-        <w:t>Page 957 | Style: Normal | 392 years 408 years 119 years 390 years 209 years 400 years</w:t>
-      </w:r>
-    </w:p>
-    <w:p>
-      <w:r>
-        <w:t>Page 957 | Style: Normal | CHRISTIAN HISTORY</w:t>
-      </w:r>
-    </w:p>
-    <w:p>
-      <w:r>
-        <w:t>Page 957 | Style: Normal | TODAY</w:t>
-      </w:r>
-    </w:p>
-    <w:p>
-      <w:r>
-        <w:t>Page 957 | Style: Normal | 400 years 400 years 120 years 400 years 210 years 400 years</w:t>
-      </w:r>
-    </w:p>
-    <w:p>
-      <w:r>
-        <w:t>Page 957 | Style: Normal | JEWISH HISTORY</w:t>
-      </w:r>
-    </w:p>
-    <w:p>
-      <w:r>
-        <w:t>Page 957 | Style: Normal | JESUS</w:t>
-      </w:r>
-    </w:p>
-    <w:p>
-      <w:r>
-        <w:t>Page 957 | Style: Normal | 392 years 408 years 119 years 390 years 209 years 400 years</w:t>
-      </w:r>
-    </w:p>
-    <w:p>
-      <w:r>
-        <w:t>Page 957 | Style: Normal | CHRISTIAN HISTORY</w:t>
-      </w:r>
-    </w:p>
-    <w:p>
-      <w:r>
-        <w:t>Page 957 | Style: Normal | TODAY</w:t>
-      </w:r>
-    </w:p>
-    <w:p/>
-    <w:p>
-      <w:r>
-        <w:t>TIMES NEW ROMAN</w:t>
-      </w:r>
-    </w:p>
-    <w:p>
-      <w:r>
-        <w:t>--------------------</w:t>
-      </w:r>
-    </w:p>
-    <w:p>
-      <w:r>
-        <w:t>Page 1 | Style: Title | HOLY BIBLE</w:t>
-      </w:r>
-    </w:p>
-    <w:p>
-      <w:r>
-        <w:t>Page 19 | Style: Title | The Hebrew Bible</w:t>
-      </w:r>
-    </w:p>
-    <w:p>
-      <w:r>
-        <w:t>Page 3 | Style: Normal | Genesis (Gen) page 19</w:t>
-      </w:r>
-    </w:p>
-    <w:p>
-      <w:r>
-        <w:t>Page 3 | Style: Normal | Exodus (Exod) 61</w:t>
-      </w:r>
-    </w:p>
-    <w:p>
-      <w:r>
-        <w:t>Page 3 | Style: Normal | Leviticus (Lev) 94</w:t>
-      </w:r>
-    </w:p>
-    <w:p>
-      <w:r>
-        <w:t>Page 3 | Style: Normal | Numbers (Num) 118</w:t>
-      </w:r>
-    </w:p>
-    <w:p>
-      <w:r>
-        <w:t>Page 3 | Style: Normal | Deuteronomy (Deut) 152</w:t>
-      </w:r>
-    </w:p>
-    <w:p>
-      <w:r>
         <w:t>Page 3 | Style: Normal | Joshua (Josh) 181</w:t>
       </w:r>
     </w:p>
@@ -375,7 +195,6 @@
     </w:p>
     <w:p>
       <w:r>
-        <w:lastRenderedPageBreak/>
         <w:t>Page 3 | Style: Normal | Solomon (Song) 449</w:t>
       </w:r>
     </w:p>
@@ -506,7 +325,6 @@
     </w:p>
     <w:p>
       <w:r>
-        <w:lastRenderedPageBreak/>
         <w:t>Page 3 | Style: Normal | Galatians (Gal) 782</w:t>
       </w:r>
     </w:p>
@@ -1035,7 +853,7 @@
     <w:link w:val="Heading1Char"/>
     <w:uiPriority w:val="9"/>
     <w:qFormat/>
-    <w:rsid w:val="00BE68EB"/>
+    <w:rsid w:val="00D460B1"/>
     <w:pPr>
       <w:keepNext/>
       <w:keepLines/>
@@ -1058,7 +876,7 @@
     <w:semiHidden/>
     <w:unhideWhenUsed/>
     <w:qFormat/>
-    <w:rsid w:val="00BE68EB"/>
+    <w:rsid w:val="00D460B1"/>
     <w:pPr>
       <w:keepNext/>
       <w:keepLines/>
@@ -1081,7 +899,7 @@
     <w:semiHidden/>
     <w:unhideWhenUsed/>
     <w:qFormat/>
-    <w:rsid w:val="00BE68EB"/>
+    <w:rsid w:val="00D460B1"/>
     <w:pPr>
       <w:keepNext/>
       <w:keepLines/>
@@ -1104,7 +922,7 @@
     <w:semiHidden/>
     <w:unhideWhenUsed/>
     <w:qFormat/>
-    <w:rsid w:val="00BE68EB"/>
+    <w:rsid w:val="00D460B1"/>
     <w:pPr>
       <w:keepNext/>
       <w:keepLines/>
@@ -1127,7 +945,7 @@
     <w:semiHidden/>
     <w:unhideWhenUsed/>
     <w:qFormat/>
-    <w:rsid w:val="00BE68EB"/>
+    <w:rsid w:val="00D460B1"/>
     <w:pPr>
       <w:keepNext/>
       <w:keepLines/>
@@ -1148,7 +966,7 @@
     <w:semiHidden/>
     <w:unhideWhenUsed/>
     <w:qFormat/>
-    <w:rsid w:val="00BE68EB"/>
+    <w:rsid w:val="00D460B1"/>
     <w:pPr>
       <w:keepNext/>
       <w:keepLines/>
@@ -1171,7 +989,7 @@
     <w:semiHidden/>
     <w:unhideWhenUsed/>
     <w:qFormat/>
-    <w:rsid w:val="00BE68EB"/>
+    <w:rsid w:val="00D460B1"/>
     <w:pPr>
       <w:keepNext/>
       <w:keepLines/>
@@ -1192,7 +1010,7 @@
     <w:semiHidden/>
     <w:unhideWhenUsed/>
     <w:qFormat/>
-    <w:rsid w:val="00BE68EB"/>
+    <w:rsid w:val="00D460B1"/>
     <w:pPr>
       <w:keepNext/>
       <w:keepLines/>
@@ -1215,7 +1033,7 @@
     <w:semiHidden/>
     <w:unhideWhenUsed/>
     <w:qFormat/>
-    <w:rsid w:val="00BE68EB"/>
+    <w:rsid w:val="00D460B1"/>
     <w:pPr>
       <w:keepNext/>
       <w:keepLines/>
@@ -1259,7 +1077,7 @@
     <w:basedOn w:val="DefaultParagraphFont"/>
     <w:link w:val="Heading1"/>
     <w:uiPriority w:val="9"/>
-    <w:rsid w:val="00BE68EB"/>
+    <w:rsid w:val="00D460B1"/>
     <w:rPr>
       <w:rFonts w:asciiTheme="majorHAnsi" w:eastAsiaTheme="majorEastAsia" w:hAnsiTheme="majorHAnsi" w:cstheme="majorBidi"/>
       <w:color w:val="0F4761" w:themeColor="accent1" w:themeShade="BF"/>
@@ -1273,7 +1091,7 @@
     <w:link w:val="Heading2"/>
     <w:uiPriority w:val="9"/>
     <w:semiHidden/>
-    <w:rsid w:val="00BE68EB"/>
+    <w:rsid w:val="00D460B1"/>
     <w:rPr>
       <w:rFonts w:asciiTheme="majorHAnsi" w:eastAsiaTheme="majorEastAsia" w:hAnsiTheme="majorHAnsi" w:cstheme="majorBidi"/>
       <w:color w:val="0F4761" w:themeColor="accent1" w:themeShade="BF"/>
@@ -1287,7 +1105,7 @@
     <w:link w:val="Heading3"/>
     <w:uiPriority w:val="9"/>
     <w:semiHidden/>
-    <w:rsid w:val="00BE68EB"/>
+    <w:rsid w:val="00D460B1"/>
     <w:rPr>
       <w:rFonts w:eastAsiaTheme="majorEastAsia" w:cstheme="majorBidi"/>
       <w:color w:val="0F4761" w:themeColor="accent1" w:themeShade="BF"/>
@@ -1301,7 +1119,7 @@
     <w:link w:val="Heading4"/>
     <w:uiPriority w:val="9"/>
     <w:semiHidden/>
-    <w:rsid w:val="00BE68EB"/>
+    <w:rsid w:val="00D460B1"/>
     <w:rPr>
       <w:rFonts w:eastAsiaTheme="majorEastAsia" w:cstheme="majorBidi"/>
       <w:i/>
@@ -1315,7 +1133,7 @@
     <w:link w:val="Heading5"/>
     <w:uiPriority w:val="9"/>
     <w:semiHidden/>
-    <w:rsid w:val="00BE68EB"/>
+    <w:rsid w:val="00D460B1"/>
     <w:rPr>
       <w:rFonts w:eastAsiaTheme="majorEastAsia" w:cstheme="majorBidi"/>
       <w:color w:val="0F4761" w:themeColor="accent1" w:themeShade="BF"/>
@@ -1327,7 +1145,7 @@
     <w:link w:val="Heading6"/>
     <w:uiPriority w:val="9"/>
     <w:semiHidden/>
-    <w:rsid w:val="00BE68EB"/>
+    <w:rsid w:val="00D460B1"/>
     <w:rPr>
       <w:rFonts w:eastAsiaTheme="majorEastAsia" w:cstheme="majorBidi"/>
       <w:i/>
@@ -1341,7 +1159,7 @@
     <w:link w:val="Heading7"/>
     <w:uiPriority w:val="9"/>
     <w:semiHidden/>
-    <w:rsid w:val="00BE68EB"/>
+    <w:rsid w:val="00D460B1"/>
     <w:rPr>
       <w:rFonts w:eastAsiaTheme="majorEastAsia" w:cstheme="majorBidi"/>
       <w:color w:val="595959" w:themeColor="text1" w:themeTint="A6"/>
@@ -1353,7 +1171,7 @@
     <w:link w:val="Heading8"/>
     <w:uiPriority w:val="9"/>
     <w:semiHidden/>
-    <w:rsid w:val="00BE68EB"/>
+    <w:rsid w:val="00D460B1"/>
     <w:rPr>
       <w:rFonts w:eastAsiaTheme="majorEastAsia" w:cstheme="majorBidi"/>
       <w:i/>
@@ -1367,7 +1185,7 @@
     <w:link w:val="Heading9"/>
     <w:uiPriority w:val="9"/>
     <w:semiHidden/>
-    <w:rsid w:val="00BE68EB"/>
+    <w:rsid w:val="00D460B1"/>
     <w:rPr>
       <w:rFonts w:eastAsiaTheme="majorEastAsia" w:cstheme="majorBidi"/>
       <w:color w:val="272727" w:themeColor="text1" w:themeTint="D8"/>
@@ -1380,7 +1198,7 @@
     <w:link w:val="TitleChar"/>
     <w:uiPriority w:val="10"/>
     <w:qFormat/>
-    <w:rsid w:val="00BE68EB"/>
+    <w:rsid w:val="00D460B1"/>
     <w:pPr>
       <w:spacing w:after="80" w:line="240" w:lineRule="auto"/>
       <w:contextualSpacing/>
@@ -1398,7 +1216,7 @@
     <w:basedOn w:val="DefaultParagraphFont"/>
     <w:link w:val="Title"/>
     <w:uiPriority w:val="10"/>
-    <w:rsid w:val="00BE68EB"/>
+    <w:rsid w:val="00D460B1"/>
     <w:rPr>
       <w:rFonts w:asciiTheme="majorHAnsi" w:eastAsiaTheme="majorEastAsia" w:hAnsiTheme="majorHAnsi" w:cstheme="majorBidi"/>
       <w:spacing w:val="-10"/>
@@ -1414,7 +1232,7 @@
     <w:link w:val="SubtitleChar"/>
     <w:uiPriority w:val="11"/>
     <w:qFormat/>
-    <w:rsid w:val="00BE68EB"/>
+    <w:rsid w:val="00D460B1"/>
     <w:pPr>
       <w:numPr>
         <w:ilvl w:val="1"/>
@@ -1433,7 +1251,7 @@
     <w:basedOn w:val="DefaultParagraphFont"/>
     <w:link w:val="Subtitle"/>
     <w:uiPriority w:val="11"/>
-    <w:rsid w:val="00BE68EB"/>
+    <w:rsid w:val="00D460B1"/>
     <w:rPr>
       <w:rFonts w:eastAsiaTheme="majorEastAsia" w:cstheme="majorBidi"/>
       <w:color w:val="595959" w:themeColor="text1" w:themeTint="A6"/>
@@ -1449,7 +1267,7 @@
     <w:link w:val="QuoteChar"/>
     <w:uiPriority w:val="29"/>
     <w:qFormat/>
-    <w:rsid w:val="00BE68EB"/>
+    <w:rsid w:val="00D460B1"/>
     <w:pPr>
       <w:spacing w:before="160"/>
       <w:jc w:val="center"/>
@@ -1465,7 +1283,7 @@
     <w:basedOn w:val="DefaultParagraphFont"/>
     <w:link w:val="Quote"/>
     <w:uiPriority w:val="29"/>
-    <w:rsid w:val="00BE68EB"/>
+    <w:rsid w:val="00D460B1"/>
     <w:rPr>
       <w:i/>
       <w:iCs/>
@@ -1477,7 +1295,7 @@
     <w:basedOn w:val="Normal"/>
     <w:uiPriority w:val="34"/>
     <w:qFormat/>
-    <w:rsid w:val="00BE68EB"/>
+    <w:rsid w:val="00D460B1"/>
     <w:pPr>
       <w:ind w:left="720"/>
       <w:contextualSpacing/>
@@ -1488,7 +1306,7 @@
     <w:basedOn w:val="DefaultParagraphFont"/>
     <w:uiPriority w:val="21"/>
     <w:qFormat/>
-    <w:rsid w:val="00BE68EB"/>
+    <w:rsid w:val="00D460B1"/>
     <w:rPr>
       <w:i/>
       <w:iCs/>
@@ -1502,7 +1320,7 @@
     <w:link w:val="IntenseQuoteChar"/>
     <w:uiPriority w:val="30"/>
     <w:qFormat/>
-    <w:rsid w:val="00BE68EB"/>
+    <w:rsid w:val="00D460B1"/>
     <w:pPr>
       <w:pBdr>
         <w:top w:val="single" w:sz="4" w:space="10" w:color="0F4761" w:themeColor="accent1" w:themeShade="BF"/>
@@ -1523,7 +1341,7 @@
     <w:basedOn w:val="DefaultParagraphFont"/>
     <w:link w:val="IntenseQuote"/>
     <w:uiPriority w:val="30"/>
-    <w:rsid w:val="00BE68EB"/>
+    <w:rsid w:val="00D460B1"/>
     <w:rPr>
       <w:i/>
       <w:iCs/>
@@ -1535,7 +1353,7 @@
     <w:basedOn w:val="DefaultParagraphFont"/>
     <w:uiPriority w:val="32"/>
     <w:qFormat/>
-    <w:rsid w:val="00BE68EB"/>
+    <w:rsid w:val="00D460B1"/>
     <w:rPr>
       <w:b/>
       <w:bCs/>

--- a/rpt/FONTS USED IN DOCUMENT.docx
+++ b/rpt/FONTS USED IN DOCUMENT.docx
@@ -15,11 +15,6 @@
     <w:p/>
     <w:p>
       <w:r>
-        <w:t>Arial</w:t>
-      </w:r>
-    </w:p>
-    <w:p>
-      <w:r>
         <w:t>Carlito</w:t>
       </w:r>
     </w:p>
@@ -53,7 +48,7 @@
     <w:p/>
     <w:p>
       <w:r>
-        <w:t>ARIAL</w:t>
+        <w:t>TIMES NEW ROMAN</w:t>
       </w:r>
     </w:p>
     <w:p>
@@ -63,22 +58,6 @@
     </w:p>
     <w:p>
       <w:r>
-        <w:t>Page 684 | Style: Normal | Historical Parallels Chart</w:t>
-      </w:r>
-    </w:p>
-    <w:p/>
-    <w:p>
-      <w:r>
-        <w:t>TIMES NEW ROMAN</w:t>
-      </w:r>
-    </w:p>
-    <w:p>
-      <w:r>
-        <w:t>--------------------</w:t>
-      </w:r>
-    </w:p>
-    <w:p>
-      <w:r>
         <w:t>Page 1 | Style: Title | HOLY BIBLE</w:t>
       </w:r>
     </w:p>
@@ -114,32 +93,32 @@
     </w:p>
     <w:p>
       <w:r>
+        <w:t>Page 3 | Style: Normal | Joshua (Josh) 181</w:t>
+      </w:r>
+    </w:p>
+    <w:p>
+      <w:r>
+        <w:t>Page 3 | Style: Normal | Judges (Judg) 201</w:t>
+      </w:r>
+    </w:p>
+    <w:p>
+      <w:r>
+        <w:t>Page 3 | Style: Normal | Ruth (Ruth) 220</w:t>
+      </w:r>
+    </w:p>
+    <w:p>
+      <w:r>
+        <w:t>Page 3 | Style: Normal | 1 Samuel (1 Sam) 224</w:t>
+      </w:r>
+    </w:p>
+    <w:p>
+      <w:r>
+        <w:t>Page 3 | Style: Normal | 2 Samuel (2 Sam) 249</w:t>
+      </w:r>
+    </w:p>
+    <w:p>
+      <w:r>
         <w:lastRenderedPageBreak/>
-        <w:t>Page 3 | Style: Normal | Joshua (Josh) 181</w:t>
-      </w:r>
-    </w:p>
-    <w:p>
-      <w:r>
-        <w:t>Page 3 | Style: Normal | Judges (Judg) 201</w:t>
-      </w:r>
-    </w:p>
-    <w:p>
-      <w:r>
-        <w:t>Page 3 | Style: Normal | Ruth (Ruth) 220</w:t>
-      </w:r>
-    </w:p>
-    <w:p>
-      <w:r>
-        <w:t>Page 3 | Style: Normal | 1 Samuel (1 Sam) 224</w:t>
-      </w:r>
-    </w:p>
-    <w:p>
-      <w:r>
-        <w:t>Page 3 | Style: Normal | 2 Samuel (2 Sam) 249</w:t>
-      </w:r>
-    </w:p>
-    <w:p>
-      <w:r>
         <w:t>Page 3 | Style: Normal | 1 Kings (1 Kgs) 270</w:t>
       </w:r>
     </w:p>
@@ -416,21 +395,6 @@
     <w:p>
       <w:r>
         <w:t>Page 3 | Style: Normal | Revelation (Rev) 848</w:t>
-      </w:r>
-    </w:p>
-    <w:p>
-      <w:r>
-        <w:t>Page 684 | Style: Normal | This Historical Parallels chart is briefly explained in the Appendix, “Introduci...</w:t>
-      </w:r>
-    </w:p>
-    <w:p>
-      <w:r>
-        <w:t>Page 684 | Style: Normal | A much more complete explanation can be found in the Exposition of the Divine Pr...</w:t>
-      </w:r>
-    </w:p>
-    <w:p>
-      <w:r>
-        <w:t>Page 684 | Style: Normal | Part II, Chapters 1, 3 and 4, pp. 189–224, 289–346.</w:t>
       </w:r>
     </w:p>
     <w:p/>
@@ -853,7 +817,7 @@
     <w:link w:val="Heading1Char"/>
     <w:uiPriority w:val="9"/>
     <w:qFormat/>
-    <w:rsid w:val="00D460B1"/>
+    <w:rsid w:val="00BD0CFE"/>
     <w:pPr>
       <w:keepNext/>
       <w:keepLines/>
@@ -876,7 +840,7 @@
     <w:semiHidden/>
     <w:unhideWhenUsed/>
     <w:qFormat/>
-    <w:rsid w:val="00D460B1"/>
+    <w:rsid w:val="00BD0CFE"/>
     <w:pPr>
       <w:keepNext/>
       <w:keepLines/>
@@ -899,7 +863,7 @@
     <w:semiHidden/>
     <w:unhideWhenUsed/>
     <w:qFormat/>
-    <w:rsid w:val="00D460B1"/>
+    <w:rsid w:val="00BD0CFE"/>
     <w:pPr>
       <w:keepNext/>
       <w:keepLines/>
@@ -922,7 +886,7 @@
     <w:semiHidden/>
     <w:unhideWhenUsed/>
     <w:qFormat/>
-    <w:rsid w:val="00D460B1"/>
+    <w:rsid w:val="00BD0CFE"/>
     <w:pPr>
       <w:keepNext/>
       <w:keepLines/>
@@ -945,7 +909,7 @@
     <w:semiHidden/>
     <w:unhideWhenUsed/>
     <w:qFormat/>
-    <w:rsid w:val="00D460B1"/>
+    <w:rsid w:val="00BD0CFE"/>
     <w:pPr>
       <w:keepNext/>
       <w:keepLines/>
@@ -966,7 +930,7 @@
     <w:semiHidden/>
     <w:unhideWhenUsed/>
     <w:qFormat/>
-    <w:rsid w:val="00D460B1"/>
+    <w:rsid w:val="00BD0CFE"/>
     <w:pPr>
       <w:keepNext/>
       <w:keepLines/>
@@ -989,7 +953,7 @@
     <w:semiHidden/>
     <w:unhideWhenUsed/>
     <w:qFormat/>
-    <w:rsid w:val="00D460B1"/>
+    <w:rsid w:val="00BD0CFE"/>
     <w:pPr>
       <w:keepNext/>
       <w:keepLines/>
@@ -1010,7 +974,7 @@
     <w:semiHidden/>
     <w:unhideWhenUsed/>
     <w:qFormat/>
-    <w:rsid w:val="00D460B1"/>
+    <w:rsid w:val="00BD0CFE"/>
     <w:pPr>
       <w:keepNext/>
       <w:keepLines/>
@@ -1033,7 +997,7 @@
     <w:semiHidden/>
     <w:unhideWhenUsed/>
     <w:qFormat/>
-    <w:rsid w:val="00D460B1"/>
+    <w:rsid w:val="00BD0CFE"/>
     <w:pPr>
       <w:keepNext/>
       <w:keepLines/>
@@ -1077,7 +1041,7 @@
     <w:basedOn w:val="DefaultParagraphFont"/>
     <w:link w:val="Heading1"/>
     <w:uiPriority w:val="9"/>
-    <w:rsid w:val="00D460B1"/>
+    <w:rsid w:val="00BD0CFE"/>
     <w:rPr>
       <w:rFonts w:asciiTheme="majorHAnsi" w:eastAsiaTheme="majorEastAsia" w:hAnsiTheme="majorHAnsi" w:cstheme="majorBidi"/>
       <w:color w:val="0F4761" w:themeColor="accent1" w:themeShade="BF"/>
@@ -1091,7 +1055,7 @@
     <w:link w:val="Heading2"/>
     <w:uiPriority w:val="9"/>
     <w:semiHidden/>
-    <w:rsid w:val="00D460B1"/>
+    <w:rsid w:val="00BD0CFE"/>
     <w:rPr>
       <w:rFonts w:asciiTheme="majorHAnsi" w:eastAsiaTheme="majorEastAsia" w:hAnsiTheme="majorHAnsi" w:cstheme="majorBidi"/>
       <w:color w:val="0F4761" w:themeColor="accent1" w:themeShade="BF"/>
@@ -1105,7 +1069,7 @@
     <w:link w:val="Heading3"/>
     <w:uiPriority w:val="9"/>
     <w:semiHidden/>
-    <w:rsid w:val="00D460B1"/>
+    <w:rsid w:val="00BD0CFE"/>
     <w:rPr>
       <w:rFonts w:eastAsiaTheme="majorEastAsia" w:cstheme="majorBidi"/>
       <w:color w:val="0F4761" w:themeColor="accent1" w:themeShade="BF"/>
@@ -1119,7 +1083,7 @@
     <w:link w:val="Heading4"/>
     <w:uiPriority w:val="9"/>
     <w:semiHidden/>
-    <w:rsid w:val="00D460B1"/>
+    <w:rsid w:val="00BD0CFE"/>
     <w:rPr>
       <w:rFonts w:eastAsiaTheme="majorEastAsia" w:cstheme="majorBidi"/>
       <w:i/>
@@ -1133,7 +1097,7 @@
     <w:link w:val="Heading5"/>
     <w:uiPriority w:val="9"/>
     <w:semiHidden/>
-    <w:rsid w:val="00D460B1"/>
+    <w:rsid w:val="00BD0CFE"/>
     <w:rPr>
       <w:rFonts w:eastAsiaTheme="majorEastAsia" w:cstheme="majorBidi"/>
       <w:color w:val="0F4761" w:themeColor="accent1" w:themeShade="BF"/>
@@ -1145,7 +1109,7 @@
     <w:link w:val="Heading6"/>
     <w:uiPriority w:val="9"/>
     <w:semiHidden/>
-    <w:rsid w:val="00D460B1"/>
+    <w:rsid w:val="00BD0CFE"/>
     <w:rPr>
       <w:rFonts w:eastAsiaTheme="majorEastAsia" w:cstheme="majorBidi"/>
       <w:i/>
@@ -1159,7 +1123,7 @@
     <w:link w:val="Heading7"/>
     <w:uiPriority w:val="9"/>
     <w:semiHidden/>
-    <w:rsid w:val="00D460B1"/>
+    <w:rsid w:val="00BD0CFE"/>
     <w:rPr>
       <w:rFonts w:eastAsiaTheme="majorEastAsia" w:cstheme="majorBidi"/>
       <w:color w:val="595959" w:themeColor="text1" w:themeTint="A6"/>
@@ -1171,7 +1135,7 @@
     <w:link w:val="Heading8"/>
     <w:uiPriority w:val="9"/>
     <w:semiHidden/>
-    <w:rsid w:val="00D460B1"/>
+    <w:rsid w:val="00BD0CFE"/>
     <w:rPr>
       <w:rFonts w:eastAsiaTheme="majorEastAsia" w:cstheme="majorBidi"/>
       <w:i/>
@@ -1185,7 +1149,7 @@
     <w:link w:val="Heading9"/>
     <w:uiPriority w:val="9"/>
     <w:semiHidden/>
-    <w:rsid w:val="00D460B1"/>
+    <w:rsid w:val="00BD0CFE"/>
     <w:rPr>
       <w:rFonts w:eastAsiaTheme="majorEastAsia" w:cstheme="majorBidi"/>
       <w:color w:val="272727" w:themeColor="text1" w:themeTint="D8"/>
@@ -1198,7 +1162,7 @@
     <w:link w:val="TitleChar"/>
     <w:uiPriority w:val="10"/>
     <w:qFormat/>
-    <w:rsid w:val="00D460B1"/>
+    <w:rsid w:val="00BD0CFE"/>
     <w:pPr>
       <w:spacing w:after="80" w:line="240" w:lineRule="auto"/>
       <w:contextualSpacing/>
@@ -1216,7 +1180,7 @@
     <w:basedOn w:val="DefaultParagraphFont"/>
     <w:link w:val="Title"/>
     <w:uiPriority w:val="10"/>
-    <w:rsid w:val="00D460B1"/>
+    <w:rsid w:val="00BD0CFE"/>
     <w:rPr>
       <w:rFonts w:asciiTheme="majorHAnsi" w:eastAsiaTheme="majorEastAsia" w:hAnsiTheme="majorHAnsi" w:cstheme="majorBidi"/>
       <w:spacing w:val="-10"/>
@@ -1232,7 +1196,7 @@
     <w:link w:val="SubtitleChar"/>
     <w:uiPriority w:val="11"/>
     <w:qFormat/>
-    <w:rsid w:val="00D460B1"/>
+    <w:rsid w:val="00BD0CFE"/>
     <w:pPr>
       <w:numPr>
         <w:ilvl w:val="1"/>
@@ -1251,7 +1215,7 @@
     <w:basedOn w:val="DefaultParagraphFont"/>
     <w:link w:val="Subtitle"/>
     <w:uiPriority w:val="11"/>
-    <w:rsid w:val="00D460B1"/>
+    <w:rsid w:val="00BD0CFE"/>
     <w:rPr>
       <w:rFonts w:eastAsiaTheme="majorEastAsia" w:cstheme="majorBidi"/>
       <w:color w:val="595959" w:themeColor="text1" w:themeTint="A6"/>
@@ -1267,7 +1231,7 @@
     <w:link w:val="QuoteChar"/>
     <w:uiPriority w:val="29"/>
     <w:qFormat/>
-    <w:rsid w:val="00D460B1"/>
+    <w:rsid w:val="00BD0CFE"/>
     <w:pPr>
       <w:spacing w:before="160"/>
       <w:jc w:val="center"/>
@@ -1283,7 +1247,7 @@
     <w:basedOn w:val="DefaultParagraphFont"/>
     <w:link w:val="Quote"/>
     <w:uiPriority w:val="29"/>
-    <w:rsid w:val="00D460B1"/>
+    <w:rsid w:val="00BD0CFE"/>
     <w:rPr>
       <w:i/>
       <w:iCs/>
@@ -1295,7 +1259,7 @@
     <w:basedOn w:val="Normal"/>
     <w:uiPriority w:val="34"/>
     <w:qFormat/>
-    <w:rsid w:val="00D460B1"/>
+    <w:rsid w:val="00BD0CFE"/>
     <w:pPr>
       <w:ind w:left="720"/>
       <w:contextualSpacing/>
@@ -1306,7 +1270,7 @@
     <w:basedOn w:val="DefaultParagraphFont"/>
     <w:uiPriority w:val="21"/>
     <w:qFormat/>
-    <w:rsid w:val="00D460B1"/>
+    <w:rsid w:val="00BD0CFE"/>
     <w:rPr>
       <w:i/>
       <w:iCs/>
@@ -1320,7 +1284,7 @@
     <w:link w:val="IntenseQuoteChar"/>
     <w:uiPriority w:val="30"/>
     <w:qFormat/>
-    <w:rsid w:val="00D460B1"/>
+    <w:rsid w:val="00BD0CFE"/>
     <w:pPr>
       <w:pBdr>
         <w:top w:val="single" w:sz="4" w:space="10" w:color="0F4761" w:themeColor="accent1" w:themeShade="BF"/>
@@ -1341,7 +1305,7 @@
     <w:basedOn w:val="DefaultParagraphFont"/>
     <w:link w:val="IntenseQuote"/>
     <w:uiPriority w:val="30"/>
-    <w:rsid w:val="00D460B1"/>
+    <w:rsid w:val="00BD0CFE"/>
     <w:rPr>
       <w:i/>
       <w:iCs/>
@@ -1353,7 +1317,7 @@
     <w:basedOn w:val="DefaultParagraphFont"/>
     <w:uiPriority w:val="32"/>
     <w:qFormat/>
-    <w:rsid w:val="00D460B1"/>
+    <w:rsid w:val="00BD0CFE"/>
     <w:rPr>
       <w:b/>
       <w:bCs/>

--- a/rpt/FONTS USED IN DOCUMENT.docx
+++ b/rpt/FONTS USED IN DOCUMENT.docx
@@ -58,16 +58,6 @@
     </w:p>
     <w:p>
       <w:r>
-        <w:t>Page 1 | Style: Title | HOLY BIBLE</w:t>
-      </w:r>
-    </w:p>
-    <w:p>
-      <w:r>
-        <w:t>Page 19 | Style: Title | The Hebrew Bible</w:t>
-      </w:r>
-    </w:p>
-    <w:p>
-      <w:r>
         <w:t>Page 3 | Style: Normal | Genesis (Gen) page 19</w:t>
       </w:r>
     </w:p>
@@ -118,17 +108,17 @@
     </w:p>
     <w:p>
       <w:r>
+        <w:t>Page 3 | Style: Normal | 1 Kings (1 Kgs) 270</w:t>
+      </w:r>
+    </w:p>
+    <w:p>
+      <w:r>
+        <w:t>Page 3 | Style: Normal | 2 Kings (2 Kgs) 295</w:t>
+      </w:r>
+    </w:p>
+    <w:p>
+      <w:r>
         <w:lastRenderedPageBreak/>
-        <w:t>Page 3 | Style: Normal | 1 Kings (1 Kgs) 270</w:t>
-      </w:r>
-    </w:p>
-    <w:p>
-      <w:r>
-        <w:t>Page 3 | Style: Normal | 2 Kings (2 Kgs) 295</w:t>
-      </w:r>
-    </w:p>
-    <w:p>
-      <w:r>
         <w:t>Page 3 | Style: Normal | 1 Chronicles (1 Chr) 318</w:t>
       </w:r>
     </w:p>
@@ -259,6 +249,7 @@
     </w:p>
     <w:p>
       <w:r>
+        <w:lastRenderedPageBreak/>
         <w:t>Page 3 | Style: Normal | Malachi (Mal) 649</w:t>
       </w:r>
     </w:p>
@@ -389,6 +380,7 @@
     </w:p>
     <w:p>
       <w:r>
+        <w:lastRenderedPageBreak/>
         <w:t>Page 3 | Style: Normal | Jude (Jude) 846</w:t>
       </w:r>
     </w:p>
@@ -817,7 +809,7 @@
     <w:link w:val="Heading1Char"/>
     <w:uiPriority w:val="9"/>
     <w:qFormat/>
-    <w:rsid w:val="00BD0CFE"/>
+    <w:rsid w:val="002237B5"/>
     <w:pPr>
       <w:keepNext/>
       <w:keepLines/>
@@ -840,7 +832,7 @@
     <w:semiHidden/>
     <w:unhideWhenUsed/>
     <w:qFormat/>
-    <w:rsid w:val="00BD0CFE"/>
+    <w:rsid w:val="002237B5"/>
     <w:pPr>
       <w:keepNext/>
       <w:keepLines/>
@@ -863,7 +855,7 @@
     <w:semiHidden/>
     <w:unhideWhenUsed/>
     <w:qFormat/>
-    <w:rsid w:val="00BD0CFE"/>
+    <w:rsid w:val="002237B5"/>
     <w:pPr>
       <w:keepNext/>
       <w:keepLines/>
@@ -886,7 +878,7 @@
     <w:semiHidden/>
     <w:unhideWhenUsed/>
     <w:qFormat/>
-    <w:rsid w:val="00BD0CFE"/>
+    <w:rsid w:val="002237B5"/>
     <w:pPr>
       <w:keepNext/>
       <w:keepLines/>
@@ -909,7 +901,7 @@
     <w:semiHidden/>
     <w:unhideWhenUsed/>
     <w:qFormat/>
-    <w:rsid w:val="00BD0CFE"/>
+    <w:rsid w:val="002237B5"/>
     <w:pPr>
       <w:keepNext/>
       <w:keepLines/>
@@ -930,7 +922,7 @@
     <w:semiHidden/>
     <w:unhideWhenUsed/>
     <w:qFormat/>
-    <w:rsid w:val="00BD0CFE"/>
+    <w:rsid w:val="002237B5"/>
     <w:pPr>
       <w:keepNext/>
       <w:keepLines/>
@@ -953,7 +945,7 @@
     <w:semiHidden/>
     <w:unhideWhenUsed/>
     <w:qFormat/>
-    <w:rsid w:val="00BD0CFE"/>
+    <w:rsid w:val="002237B5"/>
     <w:pPr>
       <w:keepNext/>
       <w:keepLines/>
@@ -974,7 +966,7 @@
     <w:semiHidden/>
     <w:unhideWhenUsed/>
     <w:qFormat/>
-    <w:rsid w:val="00BD0CFE"/>
+    <w:rsid w:val="002237B5"/>
     <w:pPr>
       <w:keepNext/>
       <w:keepLines/>
@@ -997,7 +989,7 @@
     <w:semiHidden/>
     <w:unhideWhenUsed/>
     <w:qFormat/>
-    <w:rsid w:val="00BD0CFE"/>
+    <w:rsid w:val="002237B5"/>
     <w:pPr>
       <w:keepNext/>
       <w:keepLines/>
@@ -1041,7 +1033,7 @@
     <w:basedOn w:val="DefaultParagraphFont"/>
     <w:link w:val="Heading1"/>
     <w:uiPriority w:val="9"/>
-    <w:rsid w:val="00BD0CFE"/>
+    <w:rsid w:val="002237B5"/>
     <w:rPr>
       <w:rFonts w:asciiTheme="majorHAnsi" w:eastAsiaTheme="majorEastAsia" w:hAnsiTheme="majorHAnsi" w:cstheme="majorBidi"/>
       <w:color w:val="0F4761" w:themeColor="accent1" w:themeShade="BF"/>
@@ -1055,7 +1047,7 @@
     <w:link w:val="Heading2"/>
     <w:uiPriority w:val="9"/>
     <w:semiHidden/>
-    <w:rsid w:val="00BD0CFE"/>
+    <w:rsid w:val="002237B5"/>
     <w:rPr>
       <w:rFonts w:asciiTheme="majorHAnsi" w:eastAsiaTheme="majorEastAsia" w:hAnsiTheme="majorHAnsi" w:cstheme="majorBidi"/>
       <w:color w:val="0F4761" w:themeColor="accent1" w:themeShade="BF"/>
@@ -1069,7 +1061,7 @@
     <w:link w:val="Heading3"/>
     <w:uiPriority w:val="9"/>
     <w:semiHidden/>
-    <w:rsid w:val="00BD0CFE"/>
+    <w:rsid w:val="002237B5"/>
     <w:rPr>
       <w:rFonts w:eastAsiaTheme="majorEastAsia" w:cstheme="majorBidi"/>
       <w:color w:val="0F4761" w:themeColor="accent1" w:themeShade="BF"/>
@@ -1083,7 +1075,7 @@
     <w:link w:val="Heading4"/>
     <w:uiPriority w:val="9"/>
     <w:semiHidden/>
-    <w:rsid w:val="00BD0CFE"/>
+    <w:rsid w:val="002237B5"/>
     <w:rPr>
       <w:rFonts w:eastAsiaTheme="majorEastAsia" w:cstheme="majorBidi"/>
       <w:i/>
@@ -1097,7 +1089,7 @@
     <w:link w:val="Heading5"/>
     <w:uiPriority w:val="9"/>
     <w:semiHidden/>
-    <w:rsid w:val="00BD0CFE"/>
+    <w:rsid w:val="002237B5"/>
     <w:rPr>
       <w:rFonts w:eastAsiaTheme="majorEastAsia" w:cstheme="majorBidi"/>
       <w:color w:val="0F4761" w:themeColor="accent1" w:themeShade="BF"/>
@@ -1109,7 +1101,7 @@
     <w:link w:val="Heading6"/>
     <w:uiPriority w:val="9"/>
     <w:semiHidden/>
-    <w:rsid w:val="00BD0CFE"/>
+    <w:rsid w:val="002237B5"/>
     <w:rPr>
       <w:rFonts w:eastAsiaTheme="majorEastAsia" w:cstheme="majorBidi"/>
       <w:i/>
@@ -1123,7 +1115,7 @@
     <w:link w:val="Heading7"/>
     <w:uiPriority w:val="9"/>
     <w:semiHidden/>
-    <w:rsid w:val="00BD0CFE"/>
+    <w:rsid w:val="002237B5"/>
     <w:rPr>
       <w:rFonts w:eastAsiaTheme="majorEastAsia" w:cstheme="majorBidi"/>
       <w:color w:val="595959" w:themeColor="text1" w:themeTint="A6"/>
@@ -1135,7 +1127,7 @@
     <w:link w:val="Heading8"/>
     <w:uiPriority w:val="9"/>
     <w:semiHidden/>
-    <w:rsid w:val="00BD0CFE"/>
+    <w:rsid w:val="002237B5"/>
     <w:rPr>
       <w:rFonts w:eastAsiaTheme="majorEastAsia" w:cstheme="majorBidi"/>
       <w:i/>
@@ -1149,7 +1141,7 @@
     <w:link w:val="Heading9"/>
     <w:uiPriority w:val="9"/>
     <w:semiHidden/>
-    <w:rsid w:val="00BD0CFE"/>
+    <w:rsid w:val="002237B5"/>
     <w:rPr>
       <w:rFonts w:eastAsiaTheme="majorEastAsia" w:cstheme="majorBidi"/>
       <w:color w:val="272727" w:themeColor="text1" w:themeTint="D8"/>
@@ -1162,7 +1154,7 @@
     <w:link w:val="TitleChar"/>
     <w:uiPriority w:val="10"/>
     <w:qFormat/>
-    <w:rsid w:val="00BD0CFE"/>
+    <w:rsid w:val="002237B5"/>
     <w:pPr>
       <w:spacing w:after="80" w:line="240" w:lineRule="auto"/>
       <w:contextualSpacing/>
@@ -1180,7 +1172,7 @@
     <w:basedOn w:val="DefaultParagraphFont"/>
     <w:link w:val="Title"/>
     <w:uiPriority w:val="10"/>
-    <w:rsid w:val="00BD0CFE"/>
+    <w:rsid w:val="002237B5"/>
     <w:rPr>
       <w:rFonts w:asciiTheme="majorHAnsi" w:eastAsiaTheme="majorEastAsia" w:hAnsiTheme="majorHAnsi" w:cstheme="majorBidi"/>
       <w:spacing w:val="-10"/>
@@ -1196,7 +1188,7 @@
     <w:link w:val="SubtitleChar"/>
     <w:uiPriority w:val="11"/>
     <w:qFormat/>
-    <w:rsid w:val="00BD0CFE"/>
+    <w:rsid w:val="002237B5"/>
     <w:pPr>
       <w:numPr>
         <w:ilvl w:val="1"/>
@@ -1215,7 +1207,7 @@
     <w:basedOn w:val="DefaultParagraphFont"/>
     <w:link w:val="Subtitle"/>
     <w:uiPriority w:val="11"/>
-    <w:rsid w:val="00BD0CFE"/>
+    <w:rsid w:val="002237B5"/>
     <w:rPr>
       <w:rFonts w:eastAsiaTheme="majorEastAsia" w:cstheme="majorBidi"/>
       <w:color w:val="595959" w:themeColor="text1" w:themeTint="A6"/>
@@ -1231,7 +1223,7 @@
     <w:link w:val="QuoteChar"/>
     <w:uiPriority w:val="29"/>
     <w:qFormat/>
-    <w:rsid w:val="00BD0CFE"/>
+    <w:rsid w:val="002237B5"/>
     <w:pPr>
       <w:spacing w:before="160"/>
       <w:jc w:val="center"/>
@@ -1247,7 +1239,7 @@
     <w:basedOn w:val="DefaultParagraphFont"/>
     <w:link w:val="Quote"/>
     <w:uiPriority w:val="29"/>
-    <w:rsid w:val="00BD0CFE"/>
+    <w:rsid w:val="002237B5"/>
     <w:rPr>
       <w:i/>
       <w:iCs/>
@@ -1259,7 +1251,7 @@
     <w:basedOn w:val="Normal"/>
     <w:uiPriority w:val="34"/>
     <w:qFormat/>
-    <w:rsid w:val="00BD0CFE"/>
+    <w:rsid w:val="002237B5"/>
     <w:pPr>
       <w:ind w:left="720"/>
       <w:contextualSpacing/>
@@ -1270,7 +1262,7 @@
     <w:basedOn w:val="DefaultParagraphFont"/>
     <w:uiPriority w:val="21"/>
     <w:qFormat/>
-    <w:rsid w:val="00BD0CFE"/>
+    <w:rsid w:val="002237B5"/>
     <w:rPr>
       <w:i/>
       <w:iCs/>
@@ -1284,7 +1276,7 @@
     <w:link w:val="IntenseQuoteChar"/>
     <w:uiPriority w:val="30"/>
     <w:qFormat/>
-    <w:rsid w:val="00BD0CFE"/>
+    <w:rsid w:val="002237B5"/>
     <w:pPr>
       <w:pBdr>
         <w:top w:val="single" w:sz="4" w:space="10" w:color="0F4761" w:themeColor="accent1" w:themeShade="BF"/>
@@ -1305,7 +1297,7 @@
     <w:basedOn w:val="DefaultParagraphFont"/>
     <w:link w:val="IntenseQuote"/>
     <w:uiPriority w:val="30"/>
-    <w:rsid w:val="00BD0CFE"/>
+    <w:rsid w:val="002237B5"/>
     <w:rPr>
       <w:i/>
       <w:iCs/>
@@ -1317,7 +1309,7 @@
     <w:basedOn w:val="DefaultParagraphFont"/>
     <w:uiPriority w:val="32"/>
     <w:qFormat/>
-    <w:rsid w:val="00BD0CFE"/>
+    <w:rsid w:val="002237B5"/>
     <w:rPr>
       <w:b/>
       <w:bCs/>
